--- a/Instruction Cards/PowerDown_Routine_Card.docx
+++ b/Instruction Cards/PowerDown_Routine_Card.docx
@@ -31,7 +31,7 @@
           <w:sz w:val="26"/>
           <w:szCs w:val="26"/>
         </w:rPr>
-        <w:t xml:space="preserve">Power-Down Routine — do these in order, every time</w:t>
+        <w:t xml:space="preserve">Power-Down Routine: do these in order, every time</w:t>
       </w:r>
     </w:p>
     <w:tbl>
@@ -112,7 +112,7 @@
                 <w:sz w:val="24"/>
                 <w:szCs w:val="24"/>
               </w:rPr>
-              <w:t xml:space="preserve">"End" the meeting, not just close the window — make sure it actually disconnects.</w:t>
+              <w:t xml:space="preserve">"End" the meeting, not just close the window. Make sure it actually disconnects.</w:t>
             </w:r>
           </w:p>
         </w:tc>
@@ -201,7 +201,7 @@
                 <w:sz w:val="24"/>
                 <w:szCs w:val="24"/>
               </w:rPr>
-              <w:t xml:space="preserve">Start menu → Shut down, same as any Windows PC. No special order needed — just don't unplug it or walk away with it still on.</w:t>
+              <w:t xml:space="preserve">Start menu → Shut down, same as any Windows PC. No special order needed. Just don't unplug it or walk away with it still on.</w:t>
             </w:r>
           </w:p>
         </w:tc>
@@ -379,7 +379,7 @@
                 <w:sz w:val="24"/>
                 <w:szCs w:val="24"/>
               </w:rPr>
-              <w:t xml:space="preserve">Same green button as startup — press it to power down the mixer, amp, and wireless connection together.</w:t>
+              <w:t xml:space="preserve">Same green button as startup. Press it to power down the mixer, amp, and wireless connection together.</w:t>
             </w:r>
           </w:p>
         </w:tc>
@@ -455,7 +455,7 @@
                 <w:sz w:val="22"/>
                 <w:szCs w:val="22"/>
               </w:rPr>
-              <w:t xml:space="preserve">• This gear is meant to last a long time — a few extra seconds each week is worth it.</w:t>
+              <w:t xml:space="preserve">• This gear is meant to last a long time, and a few extra seconds each week is worth it.</w:t>
             </w:r>
           </w:p>
         </w:tc>
@@ -518,7 +518,7 @@
                 <w:sz w:val="22"/>
                 <w:szCs w:val="22"/>
               </w:rPr>
-              <w:t xml:space="preserve">• The computer and TV can be shut down in either order — it doesn't matter which comes first.</w:t>
+              <w:t xml:space="preserve">• The computer and TV can be shut down in either order. It doesn't matter which comes first.</w:t>
             </w:r>
           </w:p>
           <w:p>
